--- a/pitch/exports/README.docx
+++ b/pitch/exports/README.docx
@@ -1498,7 +1498,7 @@
         <w:t xml:space="preserve"> </w:t>
       </w:r>
       <w:r>
-        <w:t xml:space="preserve">(Novato / Avanzado / Experto difficulties)</w:t>
+        <w:t xml:space="preserve">(Rookie / Veteran / Master difficulties)</w:t>
       </w:r>
     </w:p>
     <w:p>
@@ -1561,7 +1561,20 @@
         <w:t xml:space="preserve"> </w:t>
       </w:r>
       <w:r>
-        <w:t xml:space="preserve">in tournaments (AXS/SLP entry, 10% burn, 90% prize pool)</w:t>
+        <w:t xml:space="preserve">in tournaments (AXS/SLP entry,</w:t>
+      </w:r>
+      <w:r>
+        <w:t xml:space="preserve"> </w:t>
+      </w:r>
+      <w:r>
+        <w:rPr>
+          <w:b/>
+          <w:bCs/>
+        </w:rPr>
+        <w:t xml:space="preserve">90 % players · 5 % burn · 5 % game treasury</w:t>
+      </w:r>
+      <w:r>
+        <w:t xml:space="preserve">)</w:t>
       </w:r>
     </w:p>
     <w:p>
